--- a/docs/word/Manual-Pengguna-LabTrack.docx
+++ b/docs/word/Manual-Pengguna-LabTrack.docx
@@ -69,7 +69,32 @@
         <w:rPr>
           <w:sz w:val="21"/>
         </w:rPr>
-        <w:t xml:space="preserve"> https://labtrack-api-b26757zszq-et.a.run.app</w:t>
+        <w:t xml:space="preserve"> </w:t>
+      </w:r>
+      <w:r>
+        <w:fldChar w:fldCharType="begin"/>
+      </w:r>
+      <w:r>
+        <w:instrText xml:space="preserve"> HYPERLINK "https://labtrack-api-b26757zszq-et.a.run.app/app/" \h </w:instrText>
+      </w:r>
+      <w:r>
+        <w:fldChar w:fldCharType="separate"/>
+      </w:r>
+      <w:r>
+        <w:rPr>
+          <w:color w:val="0D4F5C"/>
+          <w:sz w:val="21"/>
+          <w:u w:val="single"/>
+        </w:rPr>
+        <w:t>https://labtrack-api-b26757zszq-et.a.run.app/app/</w:t>
+      </w:r>
+      <w:r>
+        <w:rPr>
+          <w:color w:val="0D4F5C"/>
+          <w:sz w:val="21"/>
+          <w:u w:val="single"/>
+        </w:rPr>
+        <w:fldChar w:fldCharType="end"/>
       </w:r>
     </w:p>
     <w:p>
@@ -81,13 +106,38 @@
           <w:b/>
           <w:sz w:val="21"/>
         </w:rPr>
-        <w:t>Berlaku untuk:</w:t>
+        <w:t>Dokumentasi API:</w:t>
       </w:r>
       <w:r>
         <w:rPr>
           <w:sz w:val="21"/>
         </w:rPr>
-        <w:t xml:space="preserve"> antarmuka web di /app/ dan API di /docs</w:t>
+        <w:t xml:space="preserve"> </w:t>
+      </w:r>
+      <w:r>
+        <w:fldChar w:fldCharType="begin"/>
+      </w:r>
+      <w:r>
+        <w:instrText xml:space="preserve"> HYPERLINK "https://labtrack-api-b26757zszq-et.a.run.app/docs" \h </w:instrText>
+      </w:r>
+      <w:r>
+        <w:fldChar w:fldCharType="separate"/>
+      </w:r>
+      <w:r>
+        <w:rPr>
+          <w:color w:val="0D4F5C"/>
+          <w:sz w:val="21"/>
+          <w:u w:val="single"/>
+        </w:rPr>
+        <w:t>https://labtrack-api-b26757zszq-et.a.run.app/docs</w:t>
+      </w:r>
+      <w:r>
+        <w:rPr>
+          <w:color w:val="0D4F5C"/>
+          <w:sz w:val="21"/>
+          <w:u w:val="single"/>
+        </w:rPr>
+        <w:fldChar w:fldCharType="end"/>
       </w:r>
     </w:p>
     <w:p>
@@ -105,7 +155,7 @@
         <w:rPr>
           <w:sz w:val="21"/>
         </w:rPr>
-        <w:t xml:space="preserve"> [Nama lengkap peserta]</w:t>
+        <w:t xml:space="preserve"> Muhammad Abrar Rayhan</w:t>
       </w:r>
     </w:p>
     <w:p>
@@ -162,7 +212,7 @@
         <w:fldChar w:fldCharType="begin"/>
       </w:r>
       <w:r>
-        <w:instrText xml:space="preserve"> HYPERLINK \l _Toc23761 </w:instrText>
+        <w:instrText xml:space="preserve"> HYPERLINK \l _Toc19470 </w:instrText>
       </w:r>
       <w:r>
         <w:fldChar w:fldCharType="separate"/>
@@ -177,7 +227,7 @@
         <w:fldChar w:fldCharType="begin"/>
       </w:r>
       <w:r>
-        <w:instrText xml:space="preserve"> PAGEREF _Toc23761 \h </w:instrText>
+        <w:instrText xml:space="preserve"> PAGEREF _Toc19470 \h </w:instrText>
       </w:r>
       <w:r>
         <w:fldChar w:fldCharType="separate"/>
@@ -203,7 +253,7 @@
         <w:fldChar w:fldCharType="begin"/>
       </w:r>
       <w:r>
-        <w:instrText xml:space="preserve"> HYPERLINK \l _Toc1008 </w:instrText>
+        <w:instrText xml:space="preserve"> HYPERLINK \l _Toc24403 </w:instrText>
       </w:r>
       <w:r>
         <w:fldChar w:fldCharType="separate"/>
@@ -218,7 +268,7 @@
         <w:fldChar w:fldCharType="begin"/>
       </w:r>
       <w:r>
-        <w:instrText xml:space="preserve"> PAGEREF _Toc1008 \h </w:instrText>
+        <w:instrText xml:space="preserve"> PAGEREF _Toc24403 \h </w:instrText>
       </w:r>
       <w:r>
         <w:fldChar w:fldCharType="separate"/>
@@ -244,7 +294,7 @@
         <w:fldChar w:fldCharType="begin"/>
       </w:r>
       <w:r>
-        <w:instrText xml:space="preserve"> HYPERLINK \l _Toc8016 </w:instrText>
+        <w:instrText xml:space="preserve"> HYPERLINK \l _Toc26520 </w:instrText>
       </w:r>
       <w:r>
         <w:fldChar w:fldCharType="separate"/>
@@ -259,7 +309,7 @@
         <w:fldChar w:fldCharType="begin"/>
       </w:r>
       <w:r>
-        <w:instrText xml:space="preserve"> PAGEREF _Toc8016 \h </w:instrText>
+        <w:instrText xml:space="preserve"> PAGEREF _Toc26520 \h </w:instrText>
       </w:r>
       <w:r>
         <w:fldChar w:fldCharType="separate"/>
@@ -285,7 +335,7 @@
         <w:fldChar w:fldCharType="begin"/>
       </w:r>
       <w:r>
-        <w:instrText xml:space="preserve"> HYPERLINK \l _Toc6183 </w:instrText>
+        <w:instrText xml:space="preserve"> HYPERLINK \l _Toc11966 </w:instrText>
       </w:r>
       <w:r>
         <w:fldChar w:fldCharType="separate"/>
@@ -300,7 +350,7 @@
         <w:fldChar w:fldCharType="begin"/>
       </w:r>
       <w:r>
-        <w:instrText xml:space="preserve"> PAGEREF _Toc6183 \h </w:instrText>
+        <w:instrText xml:space="preserve"> PAGEREF _Toc11966 \h </w:instrText>
       </w:r>
       <w:r>
         <w:fldChar w:fldCharType="separate"/>
@@ -326,7 +376,7 @@
         <w:fldChar w:fldCharType="begin"/>
       </w:r>
       <w:r>
-        <w:instrText xml:space="preserve"> HYPERLINK \l _Toc5421 </w:instrText>
+        <w:instrText xml:space="preserve"> HYPERLINK \l _Toc1758 </w:instrText>
       </w:r>
       <w:r>
         <w:fldChar w:fldCharType="separate"/>
@@ -341,7 +391,7 @@
         <w:fldChar w:fldCharType="begin"/>
       </w:r>
       <w:r>
-        <w:instrText xml:space="preserve"> PAGEREF _Toc5421 \h </w:instrText>
+        <w:instrText xml:space="preserve"> PAGEREF _Toc1758 \h </w:instrText>
       </w:r>
       <w:r>
         <w:fldChar w:fldCharType="separate"/>
@@ -367,7 +417,7 @@
         <w:fldChar w:fldCharType="begin"/>
       </w:r>
       <w:r>
-        <w:instrText xml:space="preserve"> HYPERLINK \l _Toc20013 </w:instrText>
+        <w:instrText xml:space="preserve"> HYPERLINK \l _Toc19831 </w:instrText>
       </w:r>
       <w:r>
         <w:fldChar w:fldCharType="separate"/>
@@ -382,7 +432,7 @@
         <w:fldChar w:fldCharType="begin"/>
       </w:r>
       <w:r>
-        <w:instrText xml:space="preserve"> PAGEREF _Toc20013 \h </w:instrText>
+        <w:instrText xml:space="preserve"> PAGEREF _Toc19831 \h </w:instrText>
       </w:r>
       <w:r>
         <w:fldChar w:fldCharType="separate"/>
@@ -408,7 +458,7 @@
         <w:fldChar w:fldCharType="begin"/>
       </w:r>
       <w:r>
-        <w:instrText xml:space="preserve"> HYPERLINK \l _Toc7910 </w:instrText>
+        <w:instrText xml:space="preserve"> HYPERLINK \l _Toc17839 </w:instrText>
       </w:r>
       <w:r>
         <w:fldChar w:fldCharType="separate"/>
@@ -423,7 +473,7 @@
         <w:fldChar w:fldCharType="begin"/>
       </w:r>
       <w:r>
-        <w:instrText xml:space="preserve"> PAGEREF _Toc7910 \h </w:instrText>
+        <w:instrText xml:space="preserve"> PAGEREF _Toc17839 \h </w:instrText>
       </w:r>
       <w:r>
         <w:fldChar w:fldCharType="separate"/>
@@ -449,7 +499,7 @@
         <w:fldChar w:fldCharType="begin"/>
       </w:r>
       <w:r>
-        <w:instrText xml:space="preserve"> HYPERLINK \l _Toc21951 </w:instrText>
+        <w:instrText xml:space="preserve"> HYPERLINK \l _Toc3629 </w:instrText>
       </w:r>
       <w:r>
         <w:fldChar w:fldCharType="separate"/>
@@ -464,7 +514,7 @@
         <w:fldChar w:fldCharType="begin"/>
       </w:r>
       <w:r>
-        <w:instrText xml:space="preserve"> PAGEREF _Toc21951 \h </w:instrText>
+        <w:instrText xml:space="preserve"> PAGEREF _Toc3629 \h </w:instrText>
       </w:r>
       <w:r>
         <w:fldChar w:fldCharType="separate"/>
@@ -490,7 +540,7 @@
         <w:fldChar w:fldCharType="begin"/>
       </w:r>
       <w:r>
-        <w:instrText xml:space="preserve"> HYPERLINK \l _Toc8598 </w:instrText>
+        <w:instrText xml:space="preserve"> HYPERLINK \l _Toc8628 </w:instrText>
       </w:r>
       <w:r>
         <w:fldChar w:fldCharType="separate"/>
@@ -505,7 +555,7 @@
         <w:fldChar w:fldCharType="begin"/>
       </w:r>
       <w:r>
-        <w:instrText xml:space="preserve"> PAGEREF _Toc8598 \h </w:instrText>
+        <w:instrText xml:space="preserve"> PAGEREF _Toc8628 \h </w:instrText>
       </w:r>
       <w:r>
         <w:fldChar w:fldCharType="separate"/>
@@ -531,7 +581,7 @@
         <w:fldChar w:fldCharType="begin"/>
       </w:r>
       <w:r>
-        <w:instrText xml:space="preserve"> HYPERLINK \l _Toc27286 </w:instrText>
+        <w:instrText xml:space="preserve"> HYPERLINK \l _Toc24270 </w:instrText>
       </w:r>
       <w:r>
         <w:fldChar w:fldCharType="separate"/>
@@ -546,7 +596,7 @@
         <w:fldChar w:fldCharType="begin"/>
       </w:r>
       <w:r>
-        <w:instrText xml:space="preserve"> PAGEREF _Toc27286 \h </w:instrText>
+        <w:instrText xml:space="preserve"> PAGEREF _Toc24270 \h </w:instrText>
       </w:r>
       <w:r>
         <w:fldChar w:fldCharType="separate"/>
@@ -572,7 +622,7 @@
         <w:fldChar w:fldCharType="begin"/>
       </w:r>
       <w:r>
-        <w:instrText xml:space="preserve"> HYPERLINK \l _Toc20728 </w:instrText>
+        <w:instrText xml:space="preserve"> HYPERLINK \l _Toc17503 </w:instrText>
       </w:r>
       <w:r>
         <w:fldChar w:fldCharType="separate"/>
@@ -587,7 +637,7 @@
         <w:fldChar w:fldCharType="begin"/>
       </w:r>
       <w:r>
-        <w:instrText xml:space="preserve"> PAGEREF _Toc20728 \h </w:instrText>
+        <w:instrText xml:space="preserve"> PAGEREF _Toc17503 \h </w:instrText>
       </w:r>
       <w:r>
         <w:fldChar w:fldCharType="separate"/>
@@ -613,7 +663,7 @@
         <w:fldChar w:fldCharType="begin"/>
       </w:r>
       <w:r>
-        <w:instrText xml:space="preserve"> HYPERLINK \l _Toc17633 </w:instrText>
+        <w:instrText xml:space="preserve"> HYPERLINK \l _Toc28991 </w:instrText>
       </w:r>
       <w:r>
         <w:fldChar w:fldCharType="separate"/>
@@ -628,7 +678,7 @@
         <w:fldChar w:fldCharType="begin"/>
       </w:r>
       <w:r>
-        <w:instrText xml:space="preserve"> PAGEREF _Toc17633 \h </w:instrText>
+        <w:instrText xml:space="preserve"> PAGEREF _Toc28991 \h </w:instrText>
       </w:r>
       <w:r>
         <w:fldChar w:fldCharType="separate"/>
@@ -654,7 +704,7 @@
         <w:fldChar w:fldCharType="begin"/>
       </w:r>
       <w:r>
-        <w:instrText xml:space="preserve"> HYPERLINK \l _Toc29295 </w:instrText>
+        <w:instrText xml:space="preserve"> HYPERLINK \l _Toc30040 </w:instrText>
       </w:r>
       <w:r>
         <w:fldChar w:fldCharType="separate"/>
@@ -669,7 +719,7 @@
         <w:fldChar w:fldCharType="begin"/>
       </w:r>
       <w:r>
-        <w:instrText xml:space="preserve"> PAGEREF _Toc29295 \h </w:instrText>
+        <w:instrText xml:space="preserve"> PAGEREF _Toc30040 \h </w:instrText>
       </w:r>
       <w:r>
         <w:fldChar w:fldCharType="separate"/>
@@ -695,7 +745,7 @@
         <w:fldChar w:fldCharType="begin"/>
       </w:r>
       <w:r>
-        <w:instrText xml:space="preserve"> HYPERLINK \l _Toc4760 </w:instrText>
+        <w:instrText xml:space="preserve"> HYPERLINK \l _Toc7824 </w:instrText>
       </w:r>
       <w:r>
         <w:fldChar w:fldCharType="separate"/>
@@ -710,7 +760,7 @@
         <w:fldChar w:fldCharType="begin"/>
       </w:r>
       <w:r>
-        <w:instrText xml:space="preserve"> PAGEREF _Toc4760 \h </w:instrText>
+        <w:instrText xml:space="preserve"> PAGEREF _Toc7824 \h </w:instrText>
       </w:r>
       <w:r>
         <w:fldChar w:fldCharType="separate"/>
@@ -736,7 +786,7 @@
         <w:fldChar w:fldCharType="begin"/>
       </w:r>
       <w:r>
-        <w:instrText xml:space="preserve"> HYPERLINK \l _Toc10642 </w:instrText>
+        <w:instrText xml:space="preserve"> HYPERLINK \l _Toc16720 </w:instrText>
       </w:r>
       <w:r>
         <w:fldChar w:fldCharType="separate"/>
@@ -751,7 +801,7 @@
         <w:fldChar w:fldCharType="begin"/>
       </w:r>
       <w:r>
-        <w:instrText xml:space="preserve"> PAGEREF _Toc10642 \h </w:instrText>
+        <w:instrText xml:space="preserve"> PAGEREF _Toc16720 \h </w:instrText>
       </w:r>
       <w:r>
         <w:fldChar w:fldCharType="separate"/>
@@ -777,7 +827,7 @@
         <w:fldChar w:fldCharType="begin"/>
       </w:r>
       <w:r>
-        <w:instrText xml:space="preserve"> HYPERLINK \l _Toc26741 </w:instrText>
+        <w:instrText xml:space="preserve"> HYPERLINK \l _Toc265 </w:instrText>
       </w:r>
       <w:r>
         <w:fldChar w:fldCharType="separate"/>
@@ -792,7 +842,7 @@
         <w:fldChar w:fldCharType="begin"/>
       </w:r>
       <w:r>
-        <w:instrText xml:space="preserve"> PAGEREF _Toc26741 \h </w:instrText>
+        <w:instrText xml:space="preserve"> PAGEREF _Toc265 \h </w:instrText>
       </w:r>
       <w:r>
         <w:fldChar w:fldCharType="separate"/>
@@ -818,7 +868,7 @@
         <w:fldChar w:fldCharType="begin"/>
       </w:r>
       <w:r>
-        <w:instrText xml:space="preserve"> HYPERLINK \l _Toc8647 </w:instrText>
+        <w:instrText xml:space="preserve"> HYPERLINK \l _Toc94 </w:instrText>
       </w:r>
       <w:r>
         <w:fldChar w:fldCharType="separate"/>
@@ -833,7 +883,7 @@
         <w:fldChar w:fldCharType="begin"/>
       </w:r>
       <w:r>
-        <w:instrText xml:space="preserve"> PAGEREF _Toc8647 \h </w:instrText>
+        <w:instrText xml:space="preserve"> PAGEREF _Toc94 \h </w:instrText>
       </w:r>
       <w:r>
         <w:fldChar w:fldCharType="separate"/>
@@ -859,7 +909,7 @@
         <w:fldChar w:fldCharType="begin"/>
       </w:r>
       <w:r>
-        <w:instrText xml:space="preserve"> HYPERLINK \l _Toc20367 </w:instrText>
+        <w:instrText xml:space="preserve"> HYPERLINK \l _Toc25489 </w:instrText>
       </w:r>
       <w:r>
         <w:fldChar w:fldCharType="separate"/>
@@ -874,7 +924,7 @@
         <w:fldChar w:fldCharType="begin"/>
       </w:r>
       <w:r>
-        <w:instrText xml:space="preserve"> PAGEREF _Toc20367 \h </w:instrText>
+        <w:instrText xml:space="preserve"> PAGEREF _Toc25489 \h </w:instrText>
       </w:r>
       <w:r>
         <w:fldChar w:fldCharType="separate"/>
@@ -900,7 +950,7 @@
         <w:fldChar w:fldCharType="begin"/>
       </w:r>
       <w:r>
-        <w:instrText xml:space="preserve"> HYPERLINK \l _Toc17899 </w:instrText>
+        <w:instrText xml:space="preserve"> HYPERLINK \l _Toc82 </w:instrText>
       </w:r>
       <w:r>
         <w:fldChar w:fldCharType="separate"/>
@@ -915,7 +965,7 @@
         <w:fldChar w:fldCharType="begin"/>
       </w:r>
       <w:r>
-        <w:instrText xml:space="preserve"> PAGEREF _Toc17899 \h </w:instrText>
+        <w:instrText xml:space="preserve"> PAGEREF _Toc82 \h </w:instrText>
       </w:r>
       <w:r>
         <w:fldChar w:fldCharType="separate"/>
@@ -941,7 +991,7 @@
         <w:fldChar w:fldCharType="begin"/>
       </w:r>
       <w:r>
-        <w:instrText xml:space="preserve"> HYPERLINK \l _Toc31979 </w:instrText>
+        <w:instrText xml:space="preserve"> HYPERLINK \l _Toc22832 </w:instrText>
       </w:r>
       <w:r>
         <w:fldChar w:fldCharType="separate"/>
@@ -956,7 +1006,7 @@
         <w:fldChar w:fldCharType="begin"/>
       </w:r>
       <w:r>
-        <w:instrText xml:space="preserve"> PAGEREF _Toc31979 \h </w:instrText>
+        <w:instrText xml:space="preserve"> PAGEREF _Toc22832 \h </w:instrText>
       </w:r>
       <w:r>
         <w:fldChar w:fldCharType="separate"/>
@@ -982,7 +1032,7 @@
         <w:fldChar w:fldCharType="begin"/>
       </w:r>
       <w:r>
-        <w:instrText xml:space="preserve"> HYPERLINK \l _Toc32291 </w:instrText>
+        <w:instrText xml:space="preserve"> HYPERLINK \l _Toc31400 </w:instrText>
       </w:r>
       <w:r>
         <w:fldChar w:fldCharType="separate"/>
@@ -997,7 +1047,7 @@
         <w:fldChar w:fldCharType="begin"/>
       </w:r>
       <w:r>
-        <w:instrText xml:space="preserve"> PAGEREF _Toc32291 \h </w:instrText>
+        <w:instrText xml:space="preserve"> PAGEREF _Toc31400 \h </w:instrText>
       </w:r>
       <w:r>
         <w:fldChar w:fldCharType="separate"/>
@@ -1023,7 +1073,7 @@
         <w:fldChar w:fldCharType="begin"/>
       </w:r>
       <w:r>
-        <w:instrText xml:space="preserve"> HYPERLINK \l _Toc27266 </w:instrText>
+        <w:instrText xml:space="preserve"> HYPERLINK \l _Toc9659 </w:instrText>
       </w:r>
       <w:r>
         <w:fldChar w:fldCharType="separate"/>
@@ -1038,7 +1088,7 @@
         <w:fldChar w:fldCharType="begin"/>
       </w:r>
       <w:r>
-        <w:instrText xml:space="preserve"> PAGEREF _Toc27266 \h </w:instrText>
+        <w:instrText xml:space="preserve"> PAGEREF _Toc9659 \h </w:instrText>
       </w:r>
       <w:r>
         <w:fldChar w:fldCharType="separate"/>
@@ -1064,7 +1114,7 @@
         <w:fldChar w:fldCharType="begin"/>
       </w:r>
       <w:r>
-        <w:instrText xml:space="preserve"> HYPERLINK \l _Toc27973 </w:instrText>
+        <w:instrText xml:space="preserve"> HYPERLINK \l _Toc31484 </w:instrText>
       </w:r>
       <w:r>
         <w:fldChar w:fldCharType="separate"/>
@@ -1079,7 +1129,7 @@
         <w:fldChar w:fldCharType="begin"/>
       </w:r>
       <w:r>
-        <w:instrText xml:space="preserve"> PAGEREF _Toc27973 \h </w:instrText>
+        <w:instrText xml:space="preserve"> PAGEREF _Toc31484 \h </w:instrText>
       </w:r>
       <w:r>
         <w:fldChar w:fldCharType="separate"/>
@@ -1105,7 +1155,7 @@
         <w:fldChar w:fldCharType="begin"/>
       </w:r>
       <w:r>
-        <w:instrText xml:space="preserve"> HYPERLINK \l _Toc1418 </w:instrText>
+        <w:instrText xml:space="preserve"> HYPERLINK \l _Toc10491 </w:instrText>
       </w:r>
       <w:r>
         <w:fldChar w:fldCharType="separate"/>
@@ -1120,7 +1170,7 @@
         <w:fldChar w:fldCharType="begin"/>
       </w:r>
       <w:r>
-        <w:instrText xml:space="preserve"> PAGEREF _Toc1418 \h </w:instrText>
+        <w:instrText xml:space="preserve"> PAGEREF _Toc10491 \h </w:instrText>
       </w:r>
       <w:r>
         <w:fldChar w:fldCharType="separate"/>
@@ -1146,7 +1196,7 @@
         <w:fldChar w:fldCharType="begin"/>
       </w:r>
       <w:r>
-        <w:instrText xml:space="preserve"> HYPERLINK \l _Toc12925 </w:instrText>
+        <w:instrText xml:space="preserve"> HYPERLINK \l _Toc16940 </w:instrText>
       </w:r>
       <w:r>
         <w:fldChar w:fldCharType="separate"/>
@@ -1161,7 +1211,7 @@
         <w:fldChar w:fldCharType="begin"/>
       </w:r>
       <w:r>
-        <w:instrText xml:space="preserve"> PAGEREF _Toc12925 \h </w:instrText>
+        <w:instrText xml:space="preserve"> PAGEREF _Toc16940 \h </w:instrText>
       </w:r>
       <w:r>
         <w:fldChar w:fldCharType="separate"/>
@@ -1187,7 +1237,7 @@
         <w:fldChar w:fldCharType="begin"/>
       </w:r>
       <w:r>
-        <w:instrText xml:space="preserve"> HYPERLINK \l _Toc1037 </w:instrText>
+        <w:instrText xml:space="preserve"> HYPERLINK \l _Toc18364 </w:instrText>
       </w:r>
       <w:r>
         <w:fldChar w:fldCharType="separate"/>
@@ -1202,7 +1252,7 @@
         <w:fldChar w:fldCharType="begin"/>
       </w:r>
       <w:r>
-        <w:instrText xml:space="preserve"> PAGEREF _Toc1037 \h </w:instrText>
+        <w:instrText xml:space="preserve"> PAGEREF _Toc18364 \h </w:instrText>
       </w:r>
       <w:r>
         <w:fldChar w:fldCharType="separate"/>
@@ -1228,7 +1278,7 @@
         <w:fldChar w:fldCharType="begin"/>
       </w:r>
       <w:r>
-        <w:instrText xml:space="preserve"> HYPERLINK \l _Toc6421 </w:instrText>
+        <w:instrText xml:space="preserve"> HYPERLINK \l _Toc21394 </w:instrText>
       </w:r>
       <w:r>
         <w:fldChar w:fldCharType="separate"/>
@@ -1243,7 +1293,7 @@
         <w:fldChar w:fldCharType="begin"/>
       </w:r>
       <w:r>
-        <w:instrText xml:space="preserve"> PAGEREF _Toc6421 \h </w:instrText>
+        <w:instrText xml:space="preserve"> PAGEREF _Toc21394 \h </w:instrText>
       </w:r>
       <w:r>
         <w:fldChar w:fldCharType="separate"/>
@@ -1272,7 +1322,7 @@
       <w:pPr>
         <w:pStyle w:val="2"/>
       </w:pPr>
-      <w:bookmarkStart w:id="0" w:name="_Toc23761"/>
+      <w:bookmarkStart w:id="0" w:name="_Toc19470"/>
       <w:r>
         <w:t>1.  Mengenal LabTrack</w:t>
       </w:r>
@@ -2030,7 +2080,7 @@
       <w:pPr>
         <w:pStyle w:val="3"/>
       </w:pPr>
-      <w:bookmarkStart w:id="1" w:name="_Toc1008"/>
+      <w:bookmarkStart w:id="1" w:name="_Toc24403"/>
       <w:r>
         <w:t>1.1  Yang Anda perlukan</w:t>
       </w:r>
@@ -2067,7 +2117,7 @@
       <w:pPr>
         <w:pStyle w:val="3"/>
       </w:pPr>
-      <w:bookmarkStart w:id="2" w:name="_Toc8016"/>
+      <w:bookmarkStart w:id="2" w:name="_Toc26520"/>
       <w:r>
         <w:t>1.2  Istilah yang dipakai</w:t>
       </w:r>
@@ -2511,7 +2561,7 @@
       <w:pPr>
         <w:pStyle w:val="2"/>
       </w:pPr>
-      <w:bookmarkStart w:id="3" w:name="_Toc6183"/>
+      <w:bookmarkStart w:id="3" w:name="_Toc11966"/>
       <w:r>
         <w:t>2.  Masuk dan keluar</w:t>
       </w:r>
@@ -2521,7 +2571,7 @@
       <w:pPr>
         <w:pStyle w:val="3"/>
       </w:pPr>
-      <w:bookmarkStart w:id="4" w:name="_Toc5421"/>
+      <w:bookmarkStart w:id="4" w:name="_Toc1758"/>
       <w:r>
         <w:t>2.1  Masuk ke aplikasi</w:t>
       </w:r>
@@ -2820,7 +2870,7 @@
       <w:pPr>
         <w:pStyle w:val="3"/>
       </w:pPr>
-      <w:bookmarkStart w:id="5" w:name="_Toc20013"/>
+      <w:bookmarkStart w:id="5" w:name="_Toc19831"/>
       <w:r>
         <w:t>2.2  Sesi login dan keluar</w:t>
       </w:r>
@@ -2855,7 +2905,7 @@
       <w:pPr>
         <w:pStyle w:val="3"/>
       </w:pPr>
-      <w:bookmarkStart w:id="6" w:name="_Toc7910"/>
+      <w:bookmarkStart w:id="6" w:name="_Toc17839"/>
       <w:r>
         <w:t>2.3  Lupa kata sandi</w:t>
       </w:r>
@@ -2873,7 +2923,7 @@
       <w:pPr>
         <w:pStyle w:val="2"/>
       </w:pPr>
-      <w:bookmarkStart w:id="7" w:name="_Toc21951"/>
+      <w:bookmarkStart w:id="7" w:name="_Toc3629"/>
       <w:r>
         <w:t>3.  Tampilan utama</w:t>
       </w:r>
@@ -3058,7 +3108,7 @@
       <w:pPr>
         <w:pStyle w:val="2"/>
       </w:pPr>
-      <w:bookmarkStart w:id="8" w:name="_Toc8598"/>
+      <w:bookmarkStart w:id="8" w:name="_Toc8628"/>
       <w:r>
         <w:t>4.  Rekap kehadiran</w:t>
       </w:r>
@@ -3288,7 +3338,7 @@
       <w:pPr>
         <w:pStyle w:val="2"/>
       </w:pPr>
-      <w:bookmarkStart w:id="9" w:name="_Toc27286"/>
+      <w:bookmarkStart w:id="9" w:name="_Toc24270"/>
       <w:r>
         <w:t>5.  Mengisi kehadiran</w:t>
       </w:r>
@@ -3549,7 +3599,7 @@
       <w:pPr>
         <w:pStyle w:val="3"/>
       </w:pPr>
-      <w:bookmarkStart w:id="10" w:name="_Toc20728"/>
+      <w:bookmarkStart w:id="10" w:name="_Toc17503"/>
       <w:r>
         <w:t>5.1  Memperbaiki kehadiran</w:t>
       </w:r>
@@ -3567,7 +3617,7 @@
       <w:pPr>
         <w:pStyle w:val="3"/>
       </w:pPr>
-      <w:bookmarkStart w:id="11" w:name="_Toc17633"/>
+      <w:bookmarkStart w:id="11" w:name="_Toc28991"/>
       <w:r>
         <w:t>5.2  Daftar peserta kosong</w:t>
       </w:r>
@@ -3585,7 +3635,7 @@
       <w:pPr>
         <w:pStyle w:val="2"/>
       </w:pPr>
-      <w:bookmarkStart w:id="12" w:name="_Toc29295"/>
+      <w:bookmarkStart w:id="12" w:name="_Toc30040"/>
       <w:r>
         <w:t>6.  Mengelola mahasiswa</w:t>
       </w:r>
@@ -3595,7 +3645,7 @@
       <w:pPr>
         <w:pStyle w:val="3"/>
       </w:pPr>
-      <w:bookmarkStart w:id="13" w:name="_Toc4760"/>
+      <w:bookmarkStart w:id="13" w:name="_Toc7824"/>
       <w:r>
         <w:t>6.1  Mencari mahasiswa</w:t>
       </w:r>
@@ -3749,7 +3799,7 @@
       <w:pPr>
         <w:pStyle w:val="3"/>
       </w:pPr>
-      <w:bookmarkStart w:id="14" w:name="_Toc10642"/>
+      <w:bookmarkStart w:id="14" w:name="_Toc16720"/>
       <w:r>
         <w:t>6.2  Mendaftarkan mahasiswa ke mata kuliah</w:t>
       </w:r>
@@ -3785,7 +3835,7 @@
       <w:pPr>
         <w:pStyle w:val="3"/>
       </w:pPr>
-      <w:bookmarkStart w:id="15" w:name="_Toc26741"/>
+      <w:bookmarkStart w:id="15" w:name="_Toc265"/>
       <w:r>
         <w:t>6.3  Menambah mahasiswa baru</w:t>
       </w:r>
@@ -3920,7 +3970,7 @@
       <w:pPr>
         <w:pStyle w:val="2"/>
       </w:pPr>
-      <w:bookmarkStart w:id="16" w:name="_Toc8647"/>
+      <w:bookmarkStart w:id="16" w:name="_Toc94"/>
       <w:r>
         <w:t>7.  Laporan praktikum</w:t>
       </w:r>
@@ -3930,7 +3980,7 @@
       <w:pPr>
         <w:pStyle w:val="3"/>
       </w:pPr>
-      <w:bookmarkStart w:id="17" w:name="_Toc20367"/>
+      <w:bookmarkStart w:id="17" w:name="_Toc25489"/>
       <w:r>
         <w:t>7.1  Mengunggah laporan</w:t>
       </w:r>
@@ -4165,7 +4215,7 @@
       <w:pPr>
         <w:pStyle w:val="3"/>
       </w:pPr>
-      <w:bookmarkStart w:id="18" w:name="_Toc17899"/>
+      <w:bookmarkStart w:id="18" w:name="_Toc82"/>
       <w:r>
         <w:t>7.2  Mengunduh laporan</w:t>
       </w:r>
@@ -4192,7 +4242,7 @@
       <w:pPr>
         <w:pStyle w:val="3"/>
       </w:pPr>
-      <w:bookmarkStart w:id="19" w:name="_Toc31979"/>
+      <w:bookmarkStart w:id="19" w:name="_Toc22832"/>
       <w:r>
         <w:t>7.3  Memberi nilai</w:t>
       </w:r>
@@ -4300,7 +4350,7 @@
       <w:pPr>
         <w:pStyle w:val="2"/>
       </w:pPr>
-      <w:bookmarkStart w:id="20" w:name="_Toc32291"/>
+      <w:bookmarkStart w:id="20" w:name="_Toc31400"/>
       <w:r>
         <w:t>8.  Menu Kelola (koordinator)</w:t>
       </w:r>
@@ -4374,7 +4424,7 @@
       <w:pPr>
         <w:pStyle w:val="3"/>
       </w:pPr>
-      <w:bookmarkStart w:id="21" w:name="_Toc27266"/>
+      <w:bookmarkStart w:id="21" w:name="_Toc9659"/>
       <w:r>
         <w:t>8.1  Membuat mata kuliah</w:t>
       </w:r>
@@ -4428,7 +4478,7 @@
       <w:pPr>
         <w:pStyle w:val="3"/>
       </w:pPr>
-      <w:bookmarkStart w:id="22" w:name="_Toc27973"/>
+      <w:bookmarkStart w:id="22" w:name="_Toc31484"/>
       <w:r>
         <w:t>8.2  Membuat sesi</w:t>
       </w:r>
@@ -4491,7 +4541,7 @@
       <w:pPr>
         <w:pStyle w:val="3"/>
       </w:pPr>
-      <w:bookmarkStart w:id="23" w:name="_Toc1418"/>
+      <w:bookmarkStart w:id="23" w:name="_Toc10491"/>
       <w:r>
         <w:t>8.3  Membuat akun staf</w:t>
       </w:r>
@@ -4571,7 +4621,7 @@
       <w:pPr>
         <w:pStyle w:val="2"/>
       </w:pPr>
-      <w:bookmarkStart w:id="24" w:name="_Toc12925"/>
+      <w:bookmarkStart w:id="24" w:name="_Toc16940"/>
       <w:r>
         <w:t>9.  Jika terjadi masalah</w:t>
       </w:r>
@@ -5231,7 +5281,7 @@
       <w:pPr>
         <w:pStyle w:val="3"/>
       </w:pPr>
-      <w:bookmarkStart w:id="25" w:name="_Toc1037"/>
+      <w:bookmarkStart w:id="25" w:name="_Toc18364"/>
       <w:r>
         <w:t>9.1  Cara melapor</w:t>
       </w:r>
@@ -5356,7 +5406,7 @@
       <w:pPr>
         <w:pStyle w:val="2"/>
       </w:pPr>
-      <w:bookmarkStart w:id="26" w:name="_Toc6421"/>
+      <w:bookmarkStart w:id="26" w:name="_Toc21394"/>
       <w:r>
         <w:t>10.  Lampiran: memakai API</w:t>
       </w:r>
@@ -5873,7 +5923,7 @@
     <w:lsdException w:uiPriority="99" w:name="footnote text"/>
     <w:lsdException w:uiPriority="99" w:name="annotation text"/>
     <w:lsdException w:qFormat="1" w:uiPriority="99" w:semiHidden="0" w:name="header"/>
-    <w:lsdException w:qFormat="1" w:uiPriority="99" w:semiHidden="0" w:name="footer"/>
+    <w:lsdException w:uiPriority="99" w:semiHidden="0" w:name="footer"/>
     <w:lsdException w:uiPriority="99" w:name="index heading"/>
     <w:lsdException w:qFormat="1" w:uiPriority="35" w:name="caption"/>
     <w:lsdException w:uiPriority="99" w:name="table of figures"/>
@@ -5886,32 +5936,32 @@
     <w:lsdException w:uiPriority="99" w:name="endnote reference"/>
     <w:lsdException w:uiPriority="99" w:name="endnote text"/>
     <w:lsdException w:uiPriority="99" w:name="table of authorities"/>
-    <w:lsdException w:uiPriority="99" w:semiHidden="0" w:name="macro"/>
+    <w:lsdException w:qFormat="1" w:uiPriority="99" w:semiHidden="0" w:name="macro"/>
     <w:lsdException w:uiPriority="99" w:name="toa heading"/>
     <w:lsdException w:qFormat="1" w:uiPriority="99" w:semiHidden="0" w:name="List"/>
-    <w:lsdException w:qFormat="1" w:uiPriority="99" w:semiHidden="0" w:name="List Bullet"/>
-    <w:lsdException w:uiPriority="99" w:semiHidden="0" w:name="List Number"/>
+    <w:lsdException w:uiPriority="99" w:semiHidden="0" w:name="List Bullet"/>
+    <w:lsdException w:qFormat="1" w:uiPriority="99" w:semiHidden="0" w:name="List Number"/>
     <w:lsdException w:qFormat="1" w:uiPriority="99" w:semiHidden="0" w:name="List 2"/>
     <w:lsdException w:qFormat="1" w:uiPriority="99" w:semiHidden="0" w:name="List 3"/>
     <w:lsdException w:uiPriority="99" w:name="List 4"/>
     <w:lsdException w:uiPriority="99" w:name="List 5"/>
-    <w:lsdException w:qFormat="1" w:uiPriority="99" w:semiHidden="0" w:name="List Bullet 2"/>
-    <w:lsdException w:qFormat="1" w:uiPriority="99" w:semiHidden="0" w:name="List Bullet 3"/>
+    <w:lsdException w:uiPriority="99" w:semiHidden="0" w:name="List Bullet 2"/>
+    <w:lsdException w:uiPriority="99" w:semiHidden="0" w:name="List Bullet 3"/>
     <w:lsdException w:uiPriority="99" w:name="List Bullet 4"/>
     <w:lsdException w:uiPriority="99" w:name="List Bullet 5"/>
     <w:lsdException w:uiPriority="99" w:semiHidden="0" w:name="List Number 2"/>
-    <w:lsdException w:uiPriority="99" w:semiHidden="0" w:name="List Number 3"/>
+    <w:lsdException w:qFormat="1" w:uiPriority="99" w:semiHidden="0" w:name="List Number 3"/>
     <w:lsdException w:uiPriority="99" w:name="List Number 4"/>
     <w:lsdException w:uiPriority="99" w:name="List Number 5"/>
     <w:lsdException w:qFormat="1" w:unhideWhenUsed="0" w:uiPriority="10" w:semiHidden="0" w:name="Title"/>
     <w:lsdException w:uiPriority="99" w:name="Closing"/>
     <w:lsdException w:uiPriority="99" w:name="Signature"/>
     <w:lsdException w:uiPriority="1" w:name="Default Paragraph Font"/>
-    <w:lsdException w:uiPriority="99" w:semiHidden="0" w:name="Body Text"/>
+    <w:lsdException w:qFormat="1" w:uiPriority="99" w:semiHidden="0" w:name="Body Text"/>
     <w:lsdException w:uiPriority="99" w:name="Body Text Indent"/>
-    <w:lsdException w:uiPriority="99" w:semiHidden="0" w:name="List Continue"/>
-    <w:lsdException w:uiPriority="99" w:semiHidden="0" w:name="List Continue 2"/>
-    <w:lsdException w:uiPriority="99" w:semiHidden="0" w:name="List Continue 3"/>
+    <w:lsdException w:qFormat="1" w:uiPriority="99" w:semiHidden="0" w:name="List Continue"/>
+    <w:lsdException w:qFormat="1" w:uiPriority="99" w:semiHidden="0" w:name="List Continue 2"/>
+    <w:lsdException w:qFormat="1" w:uiPriority="99" w:semiHidden="0" w:name="List Continue 3"/>
     <w:lsdException w:uiPriority="99" w:name="List Continue 4"/>
     <w:lsdException w:uiPriority="99" w:name="List Continue 5"/>
     <w:lsdException w:uiPriority="99" w:name="Message Header"/>
@@ -5922,7 +5972,7 @@
     <w:lsdException w:uiPriority="99" w:name="Body Text First Indent 2"/>
     <w:lsdException w:uiPriority="99" w:name="Note Heading"/>
     <w:lsdException w:qFormat="1" w:uiPriority="99" w:semiHidden="0" w:name="Body Text 2"/>
-    <w:lsdException w:qFormat="1" w:uiPriority="99" w:semiHidden="0" w:name="Body Text 3"/>
+    <w:lsdException w:uiPriority="99" w:semiHidden="0" w:name="Body Text 3"/>
     <w:lsdException w:uiPriority="99" w:name="Body Text Indent 2"/>
     <w:lsdException w:uiPriority="99" w:name="Body Text Indent 3"/>
     <w:lsdException w:uiPriority="99" w:name="Block Text"/>
@@ -5944,7 +5994,7 @@
     <w:lsdException w:uiPriority="99" w:name="HTML Sample"/>
     <w:lsdException w:uiPriority="99" w:name="HTML Typewriter"/>
     <w:lsdException w:uiPriority="99" w:name="HTML Variable"/>
-    <w:lsdException w:qFormat="1" w:uiPriority="99" w:name="Normal Table"/>
+    <w:lsdException w:uiPriority="99" w:name="Normal Table"/>
     <w:lsdException w:uiPriority="99" w:name="annotation subject"/>
     <w:lsdException w:uiPriority="99" w:name="Table Simple 1"/>
     <w:lsdException w:uiPriority="99" w:name="Table Simple 2"/>
@@ -6084,7 +6134,7 @@
     <w:lsdException w:unhideWhenUsed="0" w:uiPriority="62" w:semiHidden="0" w:name="Light Grid Accent 6"/>
     <w:lsdException w:unhideWhenUsed="0" w:uiPriority="63" w:semiHidden="0" w:name="Medium Shading 1 Accent 6"/>
     <w:lsdException w:unhideWhenUsed="0" w:uiPriority="64" w:semiHidden="0" w:name="Medium Shading 2 Accent 6"/>
-    <w:lsdException w:unhideWhenUsed="0" w:uiPriority="65" w:semiHidden="0" w:name="Medium List 1 Accent 6"/>
+    <w:lsdException w:qFormat="1" w:unhideWhenUsed="0" w:uiPriority="65" w:semiHidden="0" w:name="Medium List 1 Accent 6"/>
     <w:lsdException w:unhideWhenUsed="0" w:uiPriority="66" w:semiHidden="0" w:name="Medium List 2 Accent 6"/>
     <w:lsdException w:unhideWhenUsed="0" w:uiPriority="67" w:semiHidden="0" w:name="Medium Grid 1 Accent 6"/>
     <w:lsdException w:unhideWhenUsed="0" w:uiPriority="68" w:semiHidden="0" w:name="Medium Grid 2 Accent 6"/>
@@ -6345,7 +6395,6 @@
     <w:name w:val="Normal Table"/>
     <w:semiHidden/>
     <w:unhideWhenUsed/>
-    <w:qFormat/>
     <w:uiPriority w:val="99"/>
     <w:tblPr>
       <w:tblCellMar>
@@ -6361,6 +6410,7 @@
     <w:basedOn w:val="1"/>
     <w:link w:val="146"/>
     <w:unhideWhenUsed/>
+    <w:qFormat/>
     <w:uiPriority w:val="99"/>
     <w:pPr>
       <w:spacing w:after="120"/>
@@ -6382,7 +6432,6 @@
     <w:basedOn w:val="1"/>
     <w:link w:val="148"/>
     <w:unhideWhenUsed/>
-    <w:qFormat/>
     <w:uiPriority w:val="99"/>
     <w:pPr>
       <w:spacing w:after="120"/>
@@ -6431,7 +6480,6 @@
     <w:basedOn w:val="1"/>
     <w:link w:val="138"/>
     <w:unhideWhenUsed/>
-    <w:qFormat/>
     <w:uiPriority w:val="99"/>
     <w:pPr>
       <w:tabs>
@@ -6493,7 +6541,6 @@
     <w:name w:val="List Bullet"/>
     <w:basedOn w:val="1"/>
     <w:unhideWhenUsed/>
-    <w:qFormat/>
     <w:uiPriority w:val="99"/>
     <w:pPr>
       <w:numPr>
@@ -6511,7 +6558,6 @@
     <w:name w:val="List Bullet 2"/>
     <w:basedOn w:val="1"/>
     <w:unhideWhenUsed/>
-    <w:qFormat/>
     <w:uiPriority w:val="99"/>
     <w:pPr>
       <w:numPr>
@@ -6525,7 +6571,6 @@
     <w:name w:val="List Bullet 3"/>
     <w:basedOn w:val="1"/>
     <w:unhideWhenUsed/>
-    <w:qFormat/>
     <w:uiPriority w:val="99"/>
     <w:pPr>
       <w:numPr>
@@ -6539,6 +6584,7 @@
     <w:name w:val="List Continue"/>
     <w:basedOn w:val="1"/>
     <w:unhideWhenUsed/>
+    <w:qFormat/>
     <w:uiPriority w:val="99"/>
     <w:pPr>
       <w:spacing w:after="120"/>
@@ -6550,6 +6596,7 @@
     <w:name w:val="List Continue 2"/>
     <w:basedOn w:val="1"/>
     <w:unhideWhenUsed/>
+    <w:qFormat/>
     <w:uiPriority w:val="99"/>
     <w:pPr>
       <w:spacing w:after="120"/>
@@ -6561,6 +6608,7 @@
     <w:name w:val="List Continue 3"/>
     <w:basedOn w:val="1"/>
     <w:unhideWhenUsed/>
+    <w:qFormat/>
     <w:uiPriority w:val="99"/>
     <w:pPr>
       <w:spacing w:after="120"/>
@@ -6572,6 +6620,7 @@
     <w:name w:val="List Number"/>
     <w:basedOn w:val="1"/>
     <w:unhideWhenUsed/>
+    <w:qFormat/>
     <w:uiPriority w:val="99"/>
     <w:pPr>
       <w:numPr>
@@ -6602,6 +6651,7 @@
     <w:name w:val="List Number 3"/>
     <w:basedOn w:val="1"/>
     <w:unhideWhenUsed/>
+    <w:qFormat/>
     <w:uiPriority w:val="99"/>
     <w:pPr>
       <w:numPr>
@@ -6615,6 +6665,7 @@
     <w:name w:val="macro"/>
     <w:link w:val="149"/>
     <w:unhideWhenUsed/>
+    <w:qFormat/>
     <w:uiPriority w:val="99"/>
     <w:pPr>
       <w:tabs>
@@ -11406,6 +11457,7 @@
   <w:style w:type="table" w:styleId="80">
     <w:name w:val="Medium List 1 Accent 6"/>
     <w:basedOn w:val="12"/>
+    <w:qFormat/>
     <w:uiPriority w:val="65"/>
     <w:pPr>
       <w:spacing w:after="0" w:line="240" w:lineRule="auto"/>
@@ -18148,7 +18200,6 @@
     <w:name w:val="Footer Char"/>
     <w:basedOn w:val="11"/>
     <w:link w:val="18"/>
-    <w:qFormat/>
     <w:uiPriority w:val="99"/>
   </w:style>
   <w:style w:type="paragraph" w:styleId="139">
@@ -18169,7 +18220,6 @@
     <w:name w:val="Heading 1 Char"/>
     <w:basedOn w:val="11"/>
     <w:link w:val="2"/>
-    <w:qFormat/>
     <w:uiPriority w:val="9"/>
     <w:rPr>
       <w:rFonts w:asciiTheme="majorHAnsi" w:hAnsiTheme="majorHAnsi" w:eastAsiaTheme="majorEastAsia" w:cstheme="majorBidi"/>
@@ -18184,7 +18234,6 @@
     <w:name w:val="Heading 2 Char"/>
     <w:basedOn w:val="11"/>
     <w:link w:val="3"/>
-    <w:qFormat/>
     <w:uiPriority w:val="9"/>
     <w:rPr>
       <w:rFonts w:asciiTheme="majorHAnsi" w:hAnsiTheme="majorHAnsi" w:eastAsiaTheme="majorEastAsia" w:cstheme="majorBidi"/>
@@ -18204,7 +18253,6 @@
     <w:name w:val="Heading 3 Char"/>
     <w:basedOn w:val="11"/>
     <w:link w:val="4"/>
-    <w:qFormat/>
     <w:uiPriority w:val="9"/>
     <w:rPr>
       <w:rFonts w:asciiTheme="majorHAnsi" w:hAnsiTheme="majorHAnsi" w:eastAsiaTheme="majorEastAsia" w:cstheme="majorBidi"/>
@@ -18222,7 +18270,6 @@
     <w:name w:val="Title Char"/>
     <w:basedOn w:val="11"/>
     <w:link w:val="36"/>
-    <w:qFormat/>
     <w:uiPriority w:val="10"/>
     <w:rPr>
       <w:rFonts w:asciiTheme="majorHAnsi" w:hAnsiTheme="majorHAnsi" w:eastAsiaTheme="majorEastAsia" w:cstheme="majorBidi"/>
@@ -18268,13 +18315,13 @@
     <w:name w:val="Body Text Char"/>
     <w:basedOn w:val="11"/>
     <w:link w:val="13"/>
+    <w:qFormat/>
     <w:uiPriority w:val="99"/>
   </w:style>
   <w:style w:type="character" w:customStyle="1" w:styleId="147">
     <w:name w:val="Body Text 2 Char"/>
     <w:basedOn w:val="11"/>
     <w:link w:val="14"/>
-    <w:qFormat/>
     <w:uiPriority w:val="99"/>
   </w:style>
   <w:style w:type="character" w:customStyle="1" w:styleId="148">
@@ -18338,6 +18385,7 @@
     <w:basedOn w:val="11"/>
     <w:link w:val="5"/>
     <w:semiHidden/>
+    <w:qFormat/>
     <w:uiPriority w:val="9"/>
     <w:rPr>
       <w:rFonts w:asciiTheme="majorHAnsi" w:hAnsiTheme="majorHAnsi" w:eastAsiaTheme="majorEastAsia" w:cstheme="majorBidi"/>
@@ -18382,6 +18430,7 @@
     <w:basedOn w:val="11"/>
     <w:link w:val="8"/>
     <w:semiHidden/>
+    <w:qFormat/>
     <w:uiPriority w:val="9"/>
     <w:rPr>
       <w:rFonts w:asciiTheme="majorHAnsi" w:hAnsiTheme="majorHAnsi" w:eastAsiaTheme="majorEastAsia" w:cstheme="majorBidi"/>
@@ -18403,6 +18452,7 @@
     <w:basedOn w:val="11"/>
     <w:link w:val="9"/>
     <w:semiHidden/>
+    <w:qFormat/>
     <w:uiPriority w:val="9"/>
     <w:rPr>
       <w:rFonts w:asciiTheme="majorHAnsi" w:hAnsiTheme="majorHAnsi" w:eastAsiaTheme="majorEastAsia" w:cstheme="majorBidi"/>
@@ -18470,6 +18520,7 @@
     <w:name w:val="Intense Quote Char"/>
     <w:basedOn w:val="11"/>
     <w:link w:val="158"/>
+    <w:qFormat/>
     <w:uiPriority w:val="30"/>
     <w:rPr>
       <w:b/>
